--- a/pack/staffbook-supervision-record.docx
+++ b/pack/staffbook-supervision-record.docx
@@ -23,7 +23,7 @@
           <w:color w:val="6B7280"/>
           <w:sz w:val="20"/>
         </w:rPr>
-        <w:t xml:space="preserve">One to one supervision in a children's home. Regulation 33 says staff receive practice-related supervision from someone with the right experience; this is the page that shows it happened and what it changed.</w:t>
+        <w:t xml:space="preserve">One to one supervision in a children's home. Regulation 33(4) says staff receive practice-related supervision from someone with the right experience; this record shows it happened and what it changed.</w:t>
       </w:r>
     </w:p>
     <w:p>
